--- a/ChristianMueth_Science_and_tech/The Science Behind Quantum Computers.docx
+++ b/ChristianMueth_Science_and_tech/The Science Behind Quantum Computers.docx
@@ -1,41 +1,14 @@
 
 <file path=word/document.xml><?xml version="1.0" encoding="utf-8"?>
-<w:document xmlns:wpc="http://schemas.microsoft.com/office/word/2010/wordprocessingCanvas" xmlns:cx="http://schemas.microsoft.com/office/drawing/2014/chartex" xmlns:cx1="http://schemas.microsoft.com/office/drawing/2015/9/8/chartex" xmlns:cx2="http://schemas.microsoft.com/office/drawing/2015/10/21/chartex" xmlns:cx3="http://schemas.microsoft.com/office/drawing/2016/5/9/chartex" xmlns:cx4="http://schemas.microsoft.com/office/drawing/2016/5/10/chartex" xmlns:cx5="http://schemas.microsoft.com/office/drawing/2016/5/11/chartex" xmlns:cx6="http://schemas.microsoft.com/office/drawing/2016/5/12/chartex" xmlns:cx7="http://schemas.microsoft.com/office/drawing/2016/5/13/chartex" xmlns:cx8="http://schemas.microsoft.com/office/drawing/2016/5/14/chartex" xmlns:mc="http://schemas.openxmlformats.org/markup-compatibility/2006" xmlns:aink="http://schemas.microsoft.com/office/drawing/2016/ink" xmlns:am3d="http://schemas.microsoft.com/office/drawing/2017/model3d" xmlns:o="urn:schemas-microsoft-com:office:office" xmlns:r="http://schemas.openxmlformats.org/officeDocument/2006/relationships" xmlns:m="http://schemas.openxmlformats.org/officeDocument/2006/math" xmlns:v="urn:schemas-microsoft-com:vml" xmlns:wp14="http://schemas.microsoft.com/office/word/2010/wordprocessingDrawing" xmlns:wp="http://schemas.openxmlformats.org/drawingml/2006/wordprocessingDrawing" xmlns:w10="urn:schemas-microsoft-com:office:word" xmlns:w="http://schemas.openxmlformats.org/wordprocessingml/2006/main" xmlns:w14="http://schemas.microsoft.com/office/word/2010/wordml" xmlns:w15="http://schemas.microsoft.com/office/word/2012/wordml" xmlns:w16cex="http://schemas.microsoft.com/office/word/2018/wordml/cex" xmlns:w16cid="http://schemas.microsoft.com/office/word/2016/wordml/cid" xmlns:w16="http://schemas.microsoft.com/office/word/2018/wordml" xmlns:w16se="http://schemas.microsoft.com/office/word/2015/wordml/symex" xmlns:wpg="http://schemas.microsoft.com/office/word/2010/wordprocessingGroup" xmlns:wpi="http://schemas.microsoft.com/office/word/2010/wordprocessingInk" xmlns:wne="http://schemas.microsoft.com/office/word/2006/wordml" xmlns:wps="http://schemas.microsoft.com/office/word/2010/wordprocessingShape" mc:Ignorable="w14 w15 w16se w16cid w16 w16cex wp14">
+<w:document xmlns:wpc="http://schemas.microsoft.com/office/word/2010/wordprocessingCanvas" xmlns:cx="http://schemas.microsoft.com/office/drawing/2014/chartex" xmlns:cx1="http://schemas.microsoft.com/office/drawing/2015/9/8/chartex" xmlns:cx2="http://schemas.microsoft.com/office/drawing/2015/10/21/chartex" xmlns:cx3="http://schemas.microsoft.com/office/drawing/2016/5/9/chartex" xmlns:cx4="http://schemas.microsoft.com/office/drawing/2016/5/10/chartex" xmlns:cx5="http://schemas.microsoft.com/office/drawing/2016/5/11/chartex" xmlns:cx6="http://schemas.microsoft.com/office/drawing/2016/5/12/chartex" xmlns:cx7="http://schemas.microsoft.com/office/drawing/2016/5/13/chartex" xmlns:cx8="http://schemas.microsoft.com/office/drawing/2016/5/14/chartex" xmlns:mc="http://schemas.openxmlformats.org/markup-compatibility/2006" xmlns:aink="http://schemas.microsoft.com/office/drawing/2016/ink" xmlns:am3d="http://schemas.microsoft.com/office/drawing/2017/model3d" xmlns:o="urn:schemas-microsoft-com:office:office" xmlns:oel="http://schemas.microsoft.com/office/2019/extlst" xmlns:r="http://schemas.openxmlformats.org/officeDocument/2006/relationships" xmlns:m="http://schemas.openxmlformats.org/officeDocument/2006/math" xmlns:v="urn:schemas-microsoft-com:vml" xmlns:wp14="http://schemas.microsoft.com/office/word/2010/wordprocessingDrawing" xmlns:wp="http://schemas.openxmlformats.org/drawingml/2006/wordprocessingDrawing" xmlns:w10="urn:schemas-microsoft-com:office:word" xmlns:w="http://schemas.openxmlformats.org/wordprocessingml/2006/main" xmlns:w14="http://schemas.microsoft.com/office/word/2010/wordml" xmlns:w15="http://schemas.microsoft.com/office/word/2012/wordml" xmlns:w16cex="http://schemas.microsoft.com/office/word/2018/wordml/cex" xmlns:w16cid="http://schemas.microsoft.com/office/word/2016/wordml/cid" xmlns:w16="http://schemas.microsoft.com/office/word/2018/wordml" xmlns:w16du="http://schemas.microsoft.com/office/word/2023/wordml/word16du" xmlns:w16sdtdh="http://schemas.microsoft.com/office/word/2020/wordml/sdtdatahash" xmlns:w16sdtfl="http://schemas.microsoft.com/office/word/2024/wordml/sdtformatlock" xmlns:w16se="http://schemas.microsoft.com/office/word/2015/wordml/symex" xmlns:wpg="http://schemas.microsoft.com/office/word/2010/wordprocessingGroup" xmlns:wpi="http://schemas.microsoft.com/office/word/2010/wordprocessingInk" xmlns:wne="http://schemas.microsoft.com/office/word/2006/wordml" xmlns:wps="http://schemas.microsoft.com/office/word/2010/wordprocessingShape" mc:Ignorable="w14 w15 w16se w16cid w16 w16cex w16sdtdh w16sdtfl w16du wp14">
   <w:body>
     <w:p>
       <w:pPr>
         <w:jc w:val="center"/>
       </w:pPr>
       <w:r>
-        <w:t xml:space="preserve">The Science Behind Quantum </w:t>
-      </w:r>
-      <w:proofErr w:type="spellStart"/>
-      <w:r>
-        <w:t>Computers</w:t>
-      </w:r>
-      <w:hyperlink r:id="rId5" w:history="1">
-        <w:r>
-          <w:rPr>
-            <w:rStyle w:val="Hyperlink"/>
-          </w:rPr>
-          <w:t>IBM</w:t>
-        </w:r>
-        <w:proofErr w:type="spellEnd"/>
-        <w:r>
-          <w:rPr>
-            <w:rStyle w:val="Hyperlink"/>
-          </w:rPr>
-          <w:t xml:space="preserve"> is aiming for 'frictionless' quantum computing by 2025 - </w:t>
-        </w:r>
-        <w:proofErr w:type="spellStart"/>
-        <w:r>
-          <w:rPr>
-            <w:rStyle w:val="Hyperlink"/>
-          </w:rPr>
-          <w:t>Compsmag</w:t>
-        </w:r>
-        <w:proofErr w:type="spellEnd"/>
-      </w:hyperlink>
+        <w:t>The Science Behind Quantum Computers</w:t>
+      </w:r>
     </w:p>
     <w:p>
       <w:r>
@@ -45,10 +18,7 @@
         <w:t xml:space="preserve">small </w:t>
       </w:r>
       <w:r>
-        <w:t xml:space="preserve">enough to fit in a pocket. </w:t>
-      </w:r>
-      <w:r>
-        <w:t>Though, a</w:t>
+        <w:t>enough to fit in a pocket. Though, a</w:t>
       </w:r>
       <w:r>
         <w:t xml:space="preserve"> new form of computing </w:t>
@@ -146,7 +116,7 @@
                     </pic:cNvPicPr>
                   </pic:nvPicPr>
                   <pic:blipFill>
-                    <a:blip r:embed="rId6">
+                    <a:blip r:embed="rId5">
                       <a:extLst>
                         <a:ext uri="{28A0092B-C50C-407E-A947-70E740481C1C}">
                           <a14:useLocalDpi xmlns:a14="http://schemas.microsoft.com/office/drawing/2010/main" val="0"/>
@@ -179,7 +149,7 @@
       </w:r>
     </w:p>
     <w:p>
-      <w:hyperlink r:id="rId7" w:history="1">
+      <w:hyperlink r:id="rId6" w:history="1">
         <w:r>
           <w:rPr>
             <w:rStyle w:val="Hyperlink"/>
@@ -342,31 +312,26 @@
         <w:t xml:space="preserve"> (1)</w:t>
       </w:r>
       <w:r>
-        <w:t xml:space="preserve">. Furthermore, the fields of machine </w:t>
-      </w:r>
-      <w:proofErr w:type="gramStart"/>
-      <w:r>
-        <w:t>learning</w:t>
-      </w:r>
-      <w:proofErr w:type="gramEnd"/>
-      <w:r>
-        <w:t xml:space="preserve"> and artificial intelligence will </w:t>
+        <w:t xml:space="preserve">. Furthermore, the fields of machine learning and artificial intelligence will </w:t>
+      </w:r>
+      <w:r>
+        <w:t>vastly increase in performance (1).</w:t>
+      </w:r>
+      <w:r>
+        <w:t xml:space="preserve"> A big ongoing test of quantum computing’s </w:t>
+      </w:r>
+      <w:r>
+        <w:t>problem-solving</w:t>
+      </w:r>
+      <w:r>
+        <w:t xml:space="preserve"> ability</w:t>
+      </w:r>
+      <w:r>
+        <w:t xml:space="preserve"> </w:t>
       </w:r>
       <w:r>
         <w:lastRenderedPageBreak/>
-        <w:t>vastly increase in performance (1).</w:t>
-      </w:r>
-      <w:r>
-        <w:t xml:space="preserve"> A big ongoing test of quantum computing’s </w:t>
-      </w:r>
-      <w:r>
-        <w:t>problem-solving</w:t>
-      </w:r>
-      <w:r>
-        <w:t xml:space="preserve"> ability</w:t>
-      </w:r>
-      <w:r>
-        <w:t xml:space="preserve"> regards</w:t>
+        <w:t>regards</w:t>
       </w:r>
       <w:r>
         <w:t xml:space="preserve"> trade. Exxon has teamed up with IBM to </w:t>
@@ -588,7 +553,7 @@
           <w:numId w:val="1"/>
         </w:numPr>
       </w:pPr>
-      <w:hyperlink r:id="rId8" w:history="1">
+      <w:hyperlink r:id="rId7" w:history="1">
         <w:r>
           <w:rPr>
             <w:rStyle w:val="Hyperlink"/>
@@ -605,7 +570,7 @@
           <w:numId w:val="1"/>
         </w:numPr>
       </w:pPr>
-      <w:hyperlink r:id="rId9" w:history="1">
+      <w:hyperlink r:id="rId8" w:history="1">
         <w:r>
           <w:rPr>
             <w:rStyle w:val="Hyperlink"/>
@@ -622,7 +587,7 @@
           <w:numId w:val="1"/>
         </w:numPr>
       </w:pPr>
-      <w:hyperlink r:id="rId10" w:history="1">
+      <w:hyperlink r:id="rId9" w:history="1">
         <w:r>
           <w:rPr>
             <w:rStyle w:val="Hyperlink"/>
@@ -639,21 +604,13 @@
           <w:numId w:val="1"/>
         </w:numPr>
       </w:pPr>
-      <w:hyperlink r:id="rId11" w:history="1">
+      <w:hyperlink r:id="rId10" w:history="1">
         <w:r>
           <w:rPr>
             <w:rStyle w:val="Hyperlink"/>
           </w:rPr>
-          <w:t xml:space="preserve">IBM is aiming for 'frictionless' quantum computing by 2025 - </w:t>
+          <w:t>IBM is aiming for 'frictionless' quantum computing by 2025 - Compsmag</w:t>
         </w:r>
-        <w:proofErr w:type="spellStart"/>
-        <w:r>
-          <w:rPr>
-            <w:rStyle w:val="Hyperlink"/>
-          </w:rPr>
-          <w:t>Compsmag</w:t>
-        </w:r>
-        <w:proofErr w:type="spellEnd"/>
       </w:hyperlink>
     </w:p>
     <w:sectPr>
@@ -667,7 +624,7 @@
 </file>
 
 <file path=word/numbering.xml><?xml version="1.0" encoding="utf-8"?>
-<w:numbering xmlns:wpc="http://schemas.microsoft.com/office/word/2010/wordprocessingCanvas" xmlns:cx="http://schemas.microsoft.com/office/drawing/2014/chartex" xmlns:cx1="http://schemas.microsoft.com/office/drawing/2015/9/8/chartex" xmlns:cx2="http://schemas.microsoft.com/office/drawing/2015/10/21/chartex" xmlns:cx3="http://schemas.microsoft.com/office/drawing/2016/5/9/chartex" xmlns:cx4="http://schemas.microsoft.com/office/drawing/2016/5/10/chartex" xmlns:cx5="http://schemas.microsoft.com/office/drawing/2016/5/11/chartex" xmlns:cx6="http://schemas.microsoft.com/office/drawing/2016/5/12/chartex" xmlns:cx7="http://schemas.microsoft.com/office/drawing/2016/5/13/chartex" xmlns:cx8="http://schemas.microsoft.com/office/drawing/2016/5/14/chartex" xmlns:mc="http://schemas.openxmlformats.org/markup-compatibility/2006" xmlns:aink="http://schemas.microsoft.com/office/drawing/2016/ink" xmlns:am3d="http://schemas.microsoft.com/office/drawing/2017/model3d" xmlns:o="urn:schemas-microsoft-com:office:office" xmlns:r="http://schemas.openxmlformats.org/officeDocument/2006/relationships" xmlns:m="http://schemas.openxmlformats.org/officeDocument/2006/math" xmlns:v="urn:schemas-microsoft-com:vml" xmlns:wp14="http://schemas.microsoft.com/office/word/2010/wordprocessingDrawing" xmlns:wp="http://schemas.openxmlformats.org/drawingml/2006/wordprocessingDrawing" xmlns:w10="urn:schemas-microsoft-com:office:word" xmlns:w="http://schemas.openxmlformats.org/wordprocessingml/2006/main" xmlns:w14="http://schemas.microsoft.com/office/word/2010/wordml" xmlns:w15="http://schemas.microsoft.com/office/word/2012/wordml" xmlns:w16cex="http://schemas.microsoft.com/office/word/2018/wordml/cex" xmlns:w16cid="http://schemas.microsoft.com/office/word/2016/wordml/cid" xmlns:w16="http://schemas.microsoft.com/office/word/2018/wordml" xmlns:w16se="http://schemas.microsoft.com/office/word/2015/wordml/symex" xmlns:wpg="http://schemas.microsoft.com/office/word/2010/wordprocessingGroup" xmlns:wpi="http://schemas.microsoft.com/office/word/2010/wordprocessingInk" xmlns:wne="http://schemas.microsoft.com/office/word/2006/wordml" xmlns:wps="http://schemas.microsoft.com/office/word/2010/wordprocessingShape" mc:Ignorable="w14 w15 w16se w16cid w16 w16cex wp14">
+<w:numbering xmlns:wpc="http://schemas.microsoft.com/office/word/2010/wordprocessingCanvas" xmlns:cx="http://schemas.microsoft.com/office/drawing/2014/chartex" xmlns:cx1="http://schemas.microsoft.com/office/drawing/2015/9/8/chartex" xmlns:cx2="http://schemas.microsoft.com/office/drawing/2015/10/21/chartex" xmlns:cx3="http://schemas.microsoft.com/office/drawing/2016/5/9/chartex" xmlns:cx4="http://schemas.microsoft.com/office/drawing/2016/5/10/chartex" xmlns:cx5="http://schemas.microsoft.com/office/drawing/2016/5/11/chartex" xmlns:cx6="http://schemas.microsoft.com/office/drawing/2016/5/12/chartex" xmlns:cx7="http://schemas.microsoft.com/office/drawing/2016/5/13/chartex" xmlns:cx8="http://schemas.microsoft.com/office/drawing/2016/5/14/chartex" xmlns:mc="http://schemas.openxmlformats.org/markup-compatibility/2006" xmlns:aink="http://schemas.microsoft.com/office/drawing/2016/ink" xmlns:am3d="http://schemas.microsoft.com/office/drawing/2017/model3d" xmlns:o="urn:schemas-microsoft-com:office:office" xmlns:oel="http://schemas.microsoft.com/office/2019/extlst" xmlns:r="http://schemas.openxmlformats.org/officeDocument/2006/relationships" xmlns:m="http://schemas.openxmlformats.org/officeDocument/2006/math" xmlns:v="urn:schemas-microsoft-com:vml" xmlns:wp14="http://schemas.microsoft.com/office/word/2010/wordprocessingDrawing" xmlns:wp="http://schemas.openxmlformats.org/drawingml/2006/wordprocessingDrawing" xmlns:w10="urn:schemas-microsoft-com:office:word" xmlns:w="http://schemas.openxmlformats.org/wordprocessingml/2006/main" xmlns:w14="http://schemas.microsoft.com/office/word/2010/wordml" xmlns:w15="http://schemas.microsoft.com/office/word/2012/wordml" xmlns:w16cex="http://schemas.microsoft.com/office/word/2018/wordml/cex" xmlns:w16cid="http://schemas.microsoft.com/office/word/2016/wordml/cid" xmlns:w16="http://schemas.microsoft.com/office/word/2018/wordml" xmlns:w16du="http://schemas.microsoft.com/office/word/2023/wordml/word16du" xmlns:w16sdtdh="http://schemas.microsoft.com/office/word/2020/wordml/sdtdatahash" xmlns:w16sdtfl="http://schemas.microsoft.com/office/word/2024/wordml/sdtformatlock" xmlns:w16se="http://schemas.microsoft.com/office/word/2015/wordml/symex" xmlns:wpg="http://schemas.microsoft.com/office/word/2010/wordprocessingGroup" xmlns:wpi="http://schemas.microsoft.com/office/word/2010/wordprocessingInk" xmlns:wne="http://schemas.microsoft.com/office/word/2006/wordml" xmlns:wps="http://schemas.microsoft.com/office/word/2010/wordprocessingShape" mc:Ignorable="w14 w15 w16se w16cid w16 w16cex w16sdtdh w16sdtfl w16du wp14">
   <w:abstractNum w:abstractNumId="0" w15:restartNumberingAfterBreak="0">
     <w:nsid w:val="2F545F0A"/>
     <w:multiLevelType w:val="hybridMultilevel"/>
@@ -754,14 +711,14 @@
       </w:pPr>
     </w:lvl>
   </w:abstractNum>
-  <w:num w:numId="1">
+  <w:num w:numId="1" w16cid:durableId="1190297059">
     <w:abstractNumId w:val="0"/>
   </w:num>
 </w:numbering>
 </file>
 
 <file path=word/styles.xml><?xml version="1.0" encoding="utf-8"?>
-<w:styles xmlns:mc="http://schemas.openxmlformats.org/markup-compatibility/2006" xmlns:r="http://schemas.openxmlformats.org/officeDocument/2006/relationships" xmlns:w="http://schemas.openxmlformats.org/wordprocessingml/2006/main" xmlns:w14="http://schemas.microsoft.com/office/word/2010/wordml" xmlns:w15="http://schemas.microsoft.com/office/word/2012/wordml" xmlns:w16cex="http://schemas.microsoft.com/office/word/2018/wordml/cex" xmlns:w16cid="http://schemas.microsoft.com/office/word/2016/wordml/cid" xmlns:w16="http://schemas.microsoft.com/office/word/2018/wordml" xmlns:w16se="http://schemas.microsoft.com/office/word/2015/wordml/symex" mc:Ignorable="w14 w15 w16se w16cid w16 w16cex">
+<w:styles xmlns:mc="http://schemas.openxmlformats.org/markup-compatibility/2006" xmlns:r="http://schemas.openxmlformats.org/officeDocument/2006/relationships" xmlns:w="http://schemas.openxmlformats.org/wordprocessingml/2006/main" xmlns:w14="http://schemas.microsoft.com/office/word/2010/wordml" xmlns:w15="http://schemas.microsoft.com/office/word/2012/wordml" xmlns:w16cex="http://schemas.microsoft.com/office/word/2018/wordml/cex" xmlns:w16cid="http://schemas.microsoft.com/office/word/2016/wordml/cid" xmlns:w16="http://schemas.microsoft.com/office/word/2018/wordml" xmlns:w16du="http://schemas.microsoft.com/office/word/2023/wordml/word16du" xmlns:w16sdtdh="http://schemas.microsoft.com/office/word/2020/wordml/sdtdatahash" xmlns:w16sdtfl="http://schemas.microsoft.com/office/word/2024/wordml/sdtformatlock" xmlns:w16se="http://schemas.microsoft.com/office/word/2015/wordml/symex" mc:Ignorable="w14 w15 w16se w16cid w16 w16cex w16sdtdh w16sdtfl w16du">
   <w:docDefaults>
     <w:rPrDefault>
       <w:rPr>
@@ -1209,6 +1166,18 @@
       <w:u w:val="single"/>
     </w:rPr>
   </w:style>
+  <w:style w:type="character" w:styleId="FollowedHyperlink">
+    <w:name w:val="FollowedHyperlink"/>
+    <w:basedOn w:val="DefaultParagraphFont"/>
+    <w:uiPriority w:val="99"/>
+    <w:semiHidden/>
+    <w:unhideWhenUsed/>
+    <w:rsid w:val="00193401"/>
+    <w:rPr>
+      <w:color w:val="954F72" w:themeColor="followedHyperlink"/>
+      <w:u w:val="single"/>
+    </w:rPr>
+  </w:style>
 </w:styles>
 </file>
 
